--- a/Backend/Director_Disclosure/Output_Disclosures/2024-25/ADANI_SOLAR_ENERGY_KUTCHH_TWO_PRIVATE_LIMITED/DIR-8/DIR8_Drishti_Gaurav_Vesasi_10085230.docx
+++ b/Backend/Director_Disclosure/Output_Disclosures/2024-25/ADANI_SOLAR_ENERGY_KUTCHH_TWO_PRIVATE_LIMITED/DIR-8/DIR8_Drishti_Gaurav_Vesasi_10085230.docx
@@ -189,7 +189,7 @@
           <w:b w:val="0"/>
           <w:sz w:val="23"/>
         </w:rPr>
-        <w:t>I, Drishti Gaurav Vesasi, son/daughter of Mr. {{FATHER_NAME}}, resident of _____________________________________________, India hereby give notice that I am/was a Director in the following companies during the last three years:-</w:t>
+        <w:t>I, DRISHTI GAURAV VESASI, son/daughter of Mr. {{FATHER_NAME}}, resident of _____________________________________________, India hereby give notice that I am/was a Director in the following companies during the last three years:-</w:t>
       </w:r>
     </w:p>
     <w:p>
@@ -472,6 +472,146 @@
                 <w:b w:val="0"/>
                 <w:sz w:val="23"/>
               </w:rPr>
+              <w:t>GARE PELMA III COLLIERIES LIMITED</w:t>
+            </w:r>
+          </w:p>
+        </w:tc>
+        <w:tc>
+          <w:tcPr>
+            <w:tcW w:type="dxa" w:w="2610"/>
+          </w:tcPr>
+          <w:p>
+            <w:pPr>
+              <w:spacing w:after="0"/>
+              <w:jc w:val="center"/>
+            </w:pPr>
+            <w:r>
+              <w:rPr>
+                <w:rFonts w:ascii="Adani" w:hAnsi="Adani" w:eastAsia="Adani" w:cs="Adani"/>
+                <w:b w:val="0"/>
+                <w:sz w:val="23"/>
+              </w:rPr>
+              <w:t>19/07/2025</w:t>
+            </w:r>
+          </w:p>
+        </w:tc>
+        <w:tc>
+          <w:tcPr>
+            <w:tcW w:type="dxa" w:w="2250"/>
+          </w:tcPr>
+          <w:p>
+            <w:pPr>
+              <w:spacing w:after="0"/>
+              <w:jc w:val="center"/>
+            </w:pPr>
+          </w:p>
+        </w:tc>
+      </w:tr>
+      <w:tr>
+        <w:tc>
+          <w:tcPr>
+            <w:tcW w:type="dxa" w:w="636"/>
+          </w:tcPr>
+          <w:p>
+            <w:pPr>
+              <w:spacing w:after="0"/>
+              <w:ind w:left="360"/>
+            </w:pPr>
+            <w:r>
+              <w:rPr>
+                <w:rFonts w:ascii="Adani" w:hAnsi="Adani" w:eastAsia="Adani" w:cs="Adani"/>
+                <w:b w:val="0"/>
+                <w:sz w:val="23"/>
+              </w:rPr>
+              <w:t>4</w:t>
+            </w:r>
+          </w:p>
+        </w:tc>
+        <w:tc>
+          <w:tcPr>
+            <w:tcW w:type="dxa" w:w="3864"/>
+          </w:tcPr>
+          <w:p>
+            <w:pPr>
+              <w:spacing w:after="0"/>
+              <w:jc w:val="both"/>
+            </w:pPr>
+            <w:r>
+              <w:rPr>
+                <w:rFonts w:ascii="Adani" w:hAnsi="Adani" w:eastAsia="Adani" w:cs="Adani"/>
+                <w:b w:val="0"/>
+                <w:sz w:val="23"/>
+              </w:rPr>
+              <w:t>TALABIRA (ODISHA) MINING LIMITED</w:t>
+            </w:r>
+          </w:p>
+        </w:tc>
+        <w:tc>
+          <w:tcPr>
+            <w:tcW w:type="dxa" w:w="2610"/>
+          </w:tcPr>
+          <w:p>
+            <w:pPr>
+              <w:spacing w:after="0"/>
+              <w:jc w:val="center"/>
+            </w:pPr>
+            <w:r>
+              <w:rPr>
+                <w:rFonts w:ascii="Adani" w:hAnsi="Adani" w:eastAsia="Adani" w:cs="Adani"/>
+                <w:b w:val="0"/>
+                <w:sz w:val="23"/>
+              </w:rPr>
+              <w:t>17/07/2025</w:t>
+            </w:r>
+          </w:p>
+        </w:tc>
+        <w:tc>
+          <w:tcPr>
+            <w:tcW w:type="dxa" w:w="2250"/>
+          </w:tcPr>
+          <w:p>
+            <w:pPr>
+              <w:spacing w:after="0"/>
+              <w:jc w:val="center"/>
+            </w:pPr>
+          </w:p>
+        </w:tc>
+      </w:tr>
+      <w:tr>
+        <w:tc>
+          <w:tcPr>
+            <w:tcW w:type="dxa" w:w="636"/>
+          </w:tcPr>
+          <w:p>
+            <w:pPr>
+              <w:spacing w:after="0"/>
+              <w:ind w:left="360"/>
+            </w:pPr>
+            <w:r>
+              <w:rPr>
+                <w:rFonts w:ascii="Adani" w:hAnsi="Adani" w:eastAsia="Adani" w:cs="Adani"/>
+                <w:b w:val="0"/>
+                <w:sz w:val="23"/>
+              </w:rPr>
+              <w:t>5</w:t>
+            </w:r>
+          </w:p>
+        </w:tc>
+        <w:tc>
+          <w:tcPr>
+            <w:tcW w:type="dxa" w:w="3864"/>
+          </w:tcPr>
+          <w:p>
+            <w:pPr>
+              <w:spacing w:after="0"/>
+              <w:jc w:val="both"/>
+            </w:pPr>
+            <w:r>
+              <w:rPr>
+                <w:rFonts w:ascii="Adani" w:hAnsi="Adani" w:eastAsia="Adani" w:cs="Adani"/>
+                <w:b w:val="0"/>
+                <w:sz w:val="23"/>
+              </w:rPr>
               <w:t>ADANI TRACKS MANAGEMENT SERVICES LIMITED</w:t>
             </w:r>
           </w:p>
@@ -523,7 +663,7 @@
                 <w:b w:val="0"/>
                 <w:sz w:val="23"/>
               </w:rPr>
-              <w:t>4</w:t>
+              <w:t>6</w:t>
             </w:r>
           </w:p>
         </w:tc>
@@ -593,7 +733,7 @@
                 <w:b w:val="0"/>
                 <w:sz w:val="23"/>
               </w:rPr>
-              <w:t>5</w:t>
+              <w:t>7</w:t>
             </w:r>
           </w:p>
         </w:tc>
@@ -663,7 +803,77 @@
                 <w:b w:val="0"/>
                 <w:sz w:val="23"/>
               </w:rPr>
-              <w:t>6</w:t>
+              <w:t>8</w:t>
+            </w:r>
+          </w:p>
+        </w:tc>
+        <w:tc>
+          <w:tcPr>
+            <w:tcW w:type="dxa" w:w="3864"/>
+          </w:tcPr>
+          <w:p>
+            <w:pPr>
+              <w:spacing w:after="0"/>
+              <w:jc w:val="both"/>
+            </w:pPr>
+            <w:r>
+              <w:rPr>
+                <w:rFonts w:ascii="Adani" w:hAnsi="Adani" w:eastAsia="Adani" w:cs="Adani"/>
+                <w:b w:val="0"/>
+                <w:sz w:val="23"/>
+              </w:rPr>
+              <w:t>ADANI HYBRID ENERGY JAISALMER ONE LIMITED</w:t>
+            </w:r>
+          </w:p>
+        </w:tc>
+        <w:tc>
+          <w:tcPr>
+            <w:tcW w:type="dxa" w:w="2610"/>
+          </w:tcPr>
+          <w:p>
+            <w:pPr>
+              <w:spacing w:after="0"/>
+              <w:jc w:val="center"/>
+            </w:pPr>
+            <w:r>
+              <w:rPr>
+                <w:rFonts w:ascii="Adani" w:hAnsi="Adani" w:eastAsia="Adani" w:cs="Adani"/>
+                <w:b w:val="0"/>
+                <w:sz w:val="23"/>
+              </w:rPr>
+              <w:t>30/03/2024</w:t>
+            </w:r>
+          </w:p>
+        </w:tc>
+        <w:tc>
+          <w:tcPr>
+            <w:tcW w:type="dxa" w:w="2250"/>
+          </w:tcPr>
+          <w:p>
+            <w:pPr>
+              <w:spacing w:after="0"/>
+              <w:jc w:val="center"/>
+            </w:pPr>
+          </w:p>
+        </w:tc>
+      </w:tr>
+      <w:tr>
+        <w:tc>
+          <w:tcPr>
+            <w:tcW w:type="dxa" w:w="636"/>
+          </w:tcPr>
+          <w:p>
+            <w:pPr>
+              <w:spacing w:after="0"/>
+              <w:ind w:left="360"/>
+            </w:pPr>
+            <w:r>
+              <w:rPr>
+                <w:rFonts w:ascii="Adani" w:hAnsi="Adani" w:eastAsia="Adani" w:cs="Adani"/>
+                <w:b w:val="0"/>
+                <w:sz w:val="23"/>
+              </w:rPr>
+              <w:t>9</w:t>
             </w:r>
           </w:p>
         </w:tc>
@@ -733,147 +943,7 @@
                 <w:b w:val="0"/>
                 <w:sz w:val="23"/>
               </w:rPr>
-              <w:t>7</w:t>
-            </w:r>
-          </w:p>
-        </w:tc>
-        <w:tc>
-          <w:tcPr>
-            <w:tcW w:type="dxa" w:w="3864"/>
-          </w:tcPr>
-          <w:p>
-            <w:pPr>
-              <w:spacing w:after="0"/>
-              <w:jc w:val="both"/>
-            </w:pPr>
-            <w:r>
-              <w:rPr>
-                <w:rFonts w:ascii="Adani" w:hAnsi="Adani" w:eastAsia="Adani" w:cs="Adani"/>
-                <w:b w:val="0"/>
-                <w:sz w:val="23"/>
-              </w:rPr>
-              <w:t>ADANI HYBRID ENERGY JAISALMER ONE LIMITED</w:t>
-            </w:r>
-          </w:p>
-        </w:tc>
-        <w:tc>
-          <w:tcPr>
-            <w:tcW w:type="dxa" w:w="2610"/>
-          </w:tcPr>
-          <w:p>
-            <w:pPr>
-              <w:spacing w:after="0"/>
-              <w:jc w:val="center"/>
-            </w:pPr>
-            <w:r>
-              <w:rPr>
-                <w:rFonts w:ascii="Adani" w:hAnsi="Adani" w:eastAsia="Adani" w:cs="Adani"/>
-                <w:b w:val="0"/>
-                <w:sz w:val="23"/>
-              </w:rPr>
-              <w:t>30/03/2024</w:t>
-            </w:r>
-          </w:p>
-        </w:tc>
-        <w:tc>
-          <w:tcPr>
-            <w:tcW w:type="dxa" w:w="2250"/>
-          </w:tcPr>
-          <w:p>
-            <w:pPr>
-              <w:spacing w:after="0"/>
-              <w:jc w:val="center"/>
-            </w:pPr>
-          </w:p>
-        </w:tc>
-      </w:tr>
-      <w:tr>
-        <w:tc>
-          <w:tcPr>
-            <w:tcW w:type="dxa" w:w="636"/>
-          </w:tcPr>
-          <w:p>
-            <w:pPr>
-              <w:spacing w:after="0"/>
-              <w:ind w:left="360"/>
-            </w:pPr>
-            <w:r>
-              <w:rPr>
-                <w:rFonts w:ascii="Adani" w:hAnsi="Adani" w:eastAsia="Adani" w:cs="Adani"/>
-                <w:b w:val="0"/>
-                <w:sz w:val="23"/>
-              </w:rPr>
-              <w:t>8</w:t>
-            </w:r>
-          </w:p>
-        </w:tc>
-        <w:tc>
-          <w:tcPr>
-            <w:tcW w:type="dxa" w:w="3864"/>
-          </w:tcPr>
-          <w:p>
-            <w:pPr>
-              <w:spacing w:after="0"/>
-              <w:jc w:val="both"/>
-            </w:pPr>
-            <w:r>
-              <w:rPr>
-                <w:rFonts w:ascii="Adani" w:hAnsi="Adani" w:eastAsia="Adani" w:cs="Adani"/>
-                <w:b w:val="0"/>
-                <w:sz w:val="23"/>
-              </w:rPr>
-              <w:t>ADANI SOLAR ENERGY KUTCHH TWO PRIVATE LIMITED</w:t>
-            </w:r>
-          </w:p>
-        </w:tc>
-        <w:tc>
-          <w:tcPr>
-            <w:tcW w:type="dxa" w:w="2610"/>
-          </w:tcPr>
-          <w:p>
-            <w:pPr>
-              <w:spacing w:after="0"/>
-              <w:jc w:val="center"/>
-            </w:pPr>
-            <w:r>
-              <w:rPr>
-                <w:rFonts w:ascii="Adani" w:hAnsi="Adani" w:eastAsia="Adani" w:cs="Adani"/>
-                <w:b w:val="0"/>
-                <w:sz w:val="23"/>
-              </w:rPr>
-              <w:t>09/02/2024</w:t>
-            </w:r>
-          </w:p>
-        </w:tc>
-        <w:tc>
-          <w:tcPr>
-            <w:tcW w:type="dxa" w:w="2250"/>
-          </w:tcPr>
-          <w:p>
-            <w:pPr>
-              <w:spacing w:after="0"/>
-              <w:jc w:val="center"/>
-            </w:pPr>
-          </w:p>
-        </w:tc>
-      </w:tr>
-      <w:tr>
-        <w:tc>
-          <w:tcPr>
-            <w:tcW w:type="dxa" w:w="636"/>
-          </w:tcPr>
-          <w:p>
-            <w:pPr>
-              <w:spacing w:after="0"/>
-              <w:ind w:left="360"/>
-            </w:pPr>
-            <w:r>
-              <w:rPr>
-                <w:rFonts w:ascii="Adani" w:hAnsi="Adani" w:eastAsia="Adani" w:cs="Adani"/>
-                <w:b w:val="0"/>
-                <w:sz w:val="23"/>
-              </w:rPr>
-              <w:t>9</w:t>
+              <w:t>10</w:t>
             </w:r>
           </w:p>
         </w:tc>
@@ -943,7 +1013,7 @@
                 <w:b w:val="0"/>
                 <w:sz w:val="23"/>
               </w:rPr>
-              <w:t>10</w:t>
+              <w:t>11</w:t>
             </w:r>
           </w:p>
         </w:tc>
@@ -982,76 +1052,6 @@
                 <w:sz w:val="23"/>
               </w:rPr>
               <w:t>02/05/2023</w:t>
-            </w:r>
-          </w:p>
-        </w:tc>
-        <w:tc>
-          <w:tcPr>
-            <w:tcW w:type="dxa" w:w="2250"/>
-          </w:tcPr>
-          <w:p>
-            <w:pPr>
-              <w:spacing w:after="0"/>
-              <w:jc w:val="center"/>
-            </w:pPr>
-          </w:p>
-        </w:tc>
-      </w:tr>
-      <w:tr>
-        <w:tc>
-          <w:tcPr>
-            <w:tcW w:type="dxa" w:w="636"/>
-          </w:tcPr>
-          <w:p>
-            <w:pPr>
-              <w:spacing w:after="0"/>
-              <w:ind w:left="360"/>
-            </w:pPr>
-            <w:r>
-              <w:rPr>
-                <w:rFonts w:ascii="Adani" w:hAnsi="Adani" w:eastAsia="Adani" w:cs="Adani"/>
-                <w:b w:val="0"/>
-                <w:sz w:val="23"/>
-              </w:rPr>
-              <w:t>11</w:t>
-            </w:r>
-          </w:p>
-        </w:tc>
-        <w:tc>
-          <w:tcPr>
-            <w:tcW w:type="dxa" w:w="3864"/>
-          </w:tcPr>
-          <w:p>
-            <w:pPr>
-              <w:spacing w:after="0"/>
-              <w:jc w:val="both"/>
-            </w:pPr>
-            <w:r>
-              <w:rPr>
-                <w:rFonts w:ascii="Adani" w:hAnsi="Adani" w:eastAsia="Adani" w:cs="Adani"/>
-                <w:b w:val="0"/>
-                <w:sz w:val="23"/>
-              </w:rPr>
-              <w:t>ADANI SOLAR ENERGY AP SIX PRIVATE LIMITED</w:t>
-            </w:r>
-          </w:p>
-        </w:tc>
-        <w:tc>
-          <w:tcPr>
-            <w:tcW w:type="dxa" w:w="2610"/>
-          </w:tcPr>
-          <w:p>
-            <w:pPr>
-              <w:spacing w:after="0"/>
-              <w:jc w:val="center"/>
-            </w:pPr>
-            <w:r>
-              <w:rPr>
-                <w:rFonts w:ascii="Adani" w:hAnsi="Adani" w:eastAsia="Adani" w:cs="Adani"/>
-                <w:b w:val="0"/>
-                <w:sz w:val="23"/>
-              </w:rPr>
-              <w:t>29/01/2022</w:t>
             </w:r>
           </w:p>
         </w:tc>
@@ -1123,7 +1123,7 @@
         </w:rPr>
         <w:t xml:space="preserve">Name           </w:t>
         <w:tab/>
-        <w:t xml:space="preserve">:  Drishti Gaurav Vesasi</w:t>
+        <w:t xml:space="preserve">:  DRISHTI GAURAV VESASI</w:t>
       </w:r>
     </w:p>
     <w:p>
@@ -1167,7 +1167,7 @@
           <w:b w:val="0"/>
           <w:sz w:val="23"/>
         </w:rPr>
-        <w:t xml:space="preserve">Date: 04th May, 2026</w:t>
+        <w:t xml:space="preserve">Date: 15th May, 2026</w:t>
         <w:tab/>
       </w:r>
     </w:p>
